--- a/secure_local_data/감리업무일보_20260830.docx
+++ b/secure_local_data/감리업무일보_20260830.docx
@@ -127,7 +127,7 @@
               <w:rPr>
                 <w:sz w:val="19"/>
               </w:rPr>
-              <w:t>2026년 08월 30일</w:t>
+              <w:t>2026년 09월 05일</w:t>
             </w:r>
           </w:p>
         </w:tc>
@@ -263,7 +263,7 @@
               <w:rPr>
                 <w:sz w:val="19"/>
               </w:rPr>
-              <w:t>김수석 책임건설사업관리기술인</w:t>
+              <w:t>미입력 책임기술인</w:t>
             </w:r>
           </w:p>
         </w:tc>
@@ -429,7 +429,7 @@
           <w:rFonts w:ascii="맑은 고딕" w:hAnsi="맑은 고딕"/>
           <w:sz w:val="19"/>
         </w:rPr>
-        <w:t xml:space="preserve"> 김수석 책임건설사업관리기술인 (총괄감리원)</w:t>
+        <w:t xml:space="preserve"> 미입력 책임기술인 (총괄감리원)</w:t>
       </w:r>
     </w:p>
     <w:p>
@@ -936,14 +936,14 @@
           <w:b/>
           <w:sz w:val="19"/>
         </w:rPr>
-        <w:t>12대</w:t>
+        <w:t>0대</w:t>
       </w:r>
       <w:r>
         <w:rPr>
           <w:rFonts w:ascii="맑은 고딕" w:hAnsi="맑은 고딕"/>
           <w:sz w:val="19"/>
         </w:rPr>
-        <w:t xml:space="preserve"> (백호 (0.8m³) 2대, 덤프트럭 (15t) 8대, 크레인 (50t) 1대, 펌프카 (36m) 1대)</w:t>
+        <w:t xml:space="preserve"> ()</w:t>
       </w:r>
     </w:p>
     <w:p>
@@ -960,42 +960,6 @@
         <w:t>4. 주요 감리 지시사항 및 명일 계획</w:t>
       </w:r>
     </w:p>
-    <w:p>
-      <w:pPr>
-        <w:pStyle w:val="ListNumber"/>
-      </w:pPr>
-      <w:r>
-        <w:rPr>
-          <w:rFonts w:ascii="맑은 고딕" w:hAnsi="맑은 고딕"/>
-          <w:sz w:val="19"/>
-        </w:rPr>
-        <w:t>지하 2층 2구역 굴착 시 과굴착 금지 및 안전관리계획 절차 엄수</w:t>
-      </w:r>
-    </w:p>
-    <w:p>
-      <w:pPr>
-        <w:pStyle w:val="ListNumber"/>
-      </w:pPr>
-      <w:r>
-        <w:rPr>
-          <w:rFonts w:ascii="맑은 고딕" w:hAnsi="맑은 고딕"/>
-          <w:sz w:val="19"/>
-        </w:rPr>
-        <w:t>익일 오전 09:00 레미콘 타설 전 슬럼프/공기량/염화물 전수 입회검사 실시 예정</w:t>
-      </w:r>
-    </w:p>
-    <w:p>
-      <w:pPr>
-        <w:pStyle w:val="ListNumber"/>
-      </w:pPr>
-      <w:r>
-        <w:rPr>
-          <w:rFonts w:ascii="맑은 고딕" w:hAnsi="맑은 고딕"/>
-          <w:sz w:val="19"/>
-        </w:rPr>
-        <w:t>인접 도로변 경사계 데이터 일일 보고서 제출 확인</w:t>
-      </w:r>
-    </w:p>
     <w:p/>
     <w:p>
       <w:pPr>
@@ -1008,7 +972,7 @@
           <w:color w:val="1A365D"/>
           <w:sz w:val="20"/>
         </w:rPr>
-        <w:t>작성일: 2026년 08월 30일</w:t>
+        <w:t>작성일: 2026년 09월 05일</w:t>
         <w:br/>
         <w:t>주식회사 삼우씨엠건축사사무소 건설사업관리단 (인)</w:t>
       </w:r>
